--- a/Cover_Letters/Shinoy_Justiti_le_ICT_Organisatie_Medior_Testconsultant_IAM_Cover_Letter.docx
+++ b/Cover_Letters/Shinoy_Justiti_le_ICT_Organisatie_Medior_Testconsultant_IAM_Cover_Letter.docx
@@ -14,7 +14,7 @@
     </w:p>
     <w:p>
       <w:r>
-        <w:t>September 03, 2026</w:t>
+        <w:t>September 24, 2026</w:t>
       </w:r>
     </w:p>
     <w:p>
@@ -35,12 +35,12 @@
     </w:p>
     <w:p>
       <w:r>
-        <w:t>I was glad to see your opening for a medior testconsultant, as it aligns well with my background in structured software testing and test automation. In my previous work with financial clients, I frequently partnered with product owners, developers, and functional specialists to clarify requirements and keep quality standards high. I am used to working in multidisciplinary teams and using tools like Jira and Confluence to track issues and manage testing processes.</w:t>
+        <w:t>Your team's focus on implementing Bravura Identity across complex environments connects well with my background in software testing and quality assurance. In my recent roles, I have worked with cross-functional teams, product owners, and developers to ensure system reliability through structured test methodologies. I am comfortable using tools like Jira for defect tracking and integrating automated scripts to support continuous delivery. I also make use of tools like Gemini Code Assist to streamline test generation workflows when appropriate.</w:t>
       </w:r>
     </w:p>
     <w:p>
       <w:r>
-        <w:t>Your team's focus on implementing Bravura Identity at Justitie en Veiligheid appeals to my experience with complex configurations and backend validation. I bring a practical approach to test tooling and techniques, and I am comfortable stepping into both customer teams and test communities to help improve overall delivery.</w:t>
+        <w:t>I am drawn to this role at the Justitiële ICT Organisatie because it combines hands-on testing with close collaboration across multidisciplinary teams in a public sector context.</w:t>
       </w:r>
     </w:p>
     <w:p>
